--- a/ibm6450/files/M2.docx
+++ b/ibm6450/files/M2.docx
@@ -340,7 +340,7 @@
         <w:t>Read the judge output before the revised prompt</w:t>
       </w:r>
       <w:r>
-        <w:t>, then compare against the reference card: where is the gap, and what explains it (classroom GT, ~135 rows, definition-only prompt)? Interpret; do not massage.</w:t>
+        <w:t>, then compare against the reference card: where is the gap, and what explains it (classroom GT, ~394 rows, definition-only prompt)? Interpret; do not massage.</w:t>
       </w:r>
     </w:p>
     <w:p>

--- a/ibm6450/files/M2.docx
+++ b/ibm6450/files/M2.docx
@@ -57,7 +57,7 @@
                 <w:b/>
                 <w:sz w:val="19"/>
               </w:rPr>
-              <w:t>20 of the STAMP project's 100 (= 8% of the course)</w:t>
+              <w:t>15 of the STAMP project's 100 (= 6% of the course)</w:t>
             </w:r>
           </w:p>
         </w:tc>
